--- a/jazzx-design-studio/one-pagers/01-Master-90-Day-Plan.docx
+++ b/jazzx-design-studio/one-pagers/01-Master-90-Day-Plan.docx
@@ -2581,7 +2581,7 @@
         <w:pStyle w:val="ListParagraph"/>
         <w:numPr>
           <w:ilvl w:val="0"/>
-          <w:numId w:val="2"/>
+          <w:numId w:val="3"/>
         </w:numPr>
         <w:spacing w:after="80" w:line="276"/>
       </w:pPr>
@@ -2611,7 +2611,7 @@
         <w:pStyle w:val="ListParagraph"/>
         <w:numPr>
           <w:ilvl w:val="0"/>
-          <w:numId w:val="2"/>
+          <w:numId w:val="3"/>
         </w:numPr>
         <w:spacing w:after="80" w:line="276"/>
       </w:pPr>
@@ -2641,7 +2641,7 @@
         <w:pStyle w:val="ListParagraph"/>
         <w:numPr>
           <w:ilvl w:val="0"/>
-          <w:numId w:val="2"/>
+          <w:numId w:val="3"/>
         </w:numPr>
         <w:spacing w:after="80" w:line="276"/>
       </w:pPr>
@@ -2671,7 +2671,7 @@
         <w:pStyle w:val="ListParagraph"/>
         <w:numPr>
           <w:ilvl w:val="0"/>
-          <w:numId w:val="2"/>
+          <w:numId w:val="3"/>
         </w:numPr>
         <w:spacing w:after="80" w:line="276"/>
       </w:pPr>
@@ -2731,7 +2731,7 @@
         <w:pStyle w:val="ListParagraph"/>
         <w:numPr>
           <w:ilvl w:val="0"/>
-          <w:numId w:val="3"/>
+          <w:numId w:val="4"/>
         </w:numPr>
         <w:spacing w:after="80" w:line="276"/>
       </w:pPr>
@@ -2750,7 +2750,7 @@
         <w:pStyle w:val="ListParagraph"/>
         <w:numPr>
           <w:ilvl w:val="0"/>
-          <w:numId w:val="3"/>
+          <w:numId w:val="4"/>
         </w:numPr>
         <w:spacing w:after="80" w:line="276"/>
       </w:pPr>
@@ -2769,7 +2769,7 @@
         <w:pStyle w:val="ListParagraph"/>
         <w:numPr>
           <w:ilvl w:val="0"/>
-          <w:numId w:val="3"/>
+          <w:numId w:val="4"/>
         </w:numPr>
         <w:spacing w:after="80" w:line="276"/>
       </w:pPr>
@@ -2788,7 +2788,7 @@
         <w:pStyle w:val="ListParagraph"/>
         <w:numPr>
           <w:ilvl w:val="0"/>
-          <w:numId w:val="3"/>
+          <w:numId w:val="4"/>
         </w:numPr>
         <w:spacing w:after="80" w:line="276"/>
       </w:pPr>
@@ -2807,7 +2807,7 @@
         <w:pStyle w:val="ListParagraph"/>
         <w:numPr>
           <w:ilvl w:val="0"/>
-          <w:numId w:val="3"/>
+          <w:numId w:val="4"/>
         </w:numPr>
         <w:spacing w:after="80" w:line="276"/>
       </w:pPr>
@@ -2826,7 +2826,7 @@
         <w:pStyle w:val="ListParagraph"/>
         <w:numPr>
           <w:ilvl w:val="0"/>
-          <w:numId w:val="3"/>
+          <w:numId w:val="4"/>
         </w:numPr>
         <w:spacing w:after="80" w:line="276"/>
       </w:pPr>
@@ -5042,7 +5042,7 @@
         <w:pStyle w:val="ListParagraph"/>
         <w:numPr>
           <w:ilvl w:val="0"/>
-          <w:numId w:val="3"/>
+          <w:numId w:val="4"/>
         </w:numPr>
         <w:spacing w:after="80" w:line="276"/>
       </w:pPr>
@@ -5061,7 +5061,7 @@
         <w:pStyle w:val="ListParagraph"/>
         <w:numPr>
           <w:ilvl w:val="0"/>
-          <w:numId w:val="3"/>
+          <w:numId w:val="4"/>
         </w:numPr>
         <w:spacing w:after="80" w:line="276"/>
       </w:pPr>
@@ -5080,7 +5080,7 @@
         <w:pStyle w:val="ListParagraph"/>
         <w:numPr>
           <w:ilvl w:val="0"/>
-          <w:numId w:val="3"/>
+          <w:numId w:val="4"/>
         </w:numPr>
         <w:spacing w:after="80" w:line="276"/>
       </w:pPr>
@@ -5099,7 +5099,7 @@
         <w:pStyle w:val="ListParagraph"/>
         <w:numPr>
           <w:ilvl w:val="0"/>
-          <w:numId w:val="3"/>
+          <w:numId w:val="4"/>
         </w:numPr>
         <w:spacing w:after="80" w:line="276"/>
       </w:pPr>
@@ -5118,7 +5118,7 @@
         <w:pStyle w:val="ListParagraph"/>
         <w:numPr>
           <w:ilvl w:val="0"/>
-          <w:numId w:val="3"/>
+          <w:numId w:val="4"/>
         </w:numPr>
         <w:spacing w:after="80" w:line="276"/>
       </w:pPr>
@@ -5950,6 +5950,12 @@
     </w:lvlOverride>
   </w:num>
   <w:num w:numId="3">
+    <w:abstractNumId w:val="3"/>
+    <w:lvlOverride w:ilvl="0">
+      <w:startOverride w:val="1"/>
+    </w:lvlOverride>
+  </w:num>
+  <w:num w:numId="4">
     <w:abstractNumId w:val="2"/>
     <w:lvlOverride w:ilvl="0">
       <w:startOverride w:val="1"/>
